--- a/Documents/Sprint11_Task054_Desenvolver Tela de Allergy-Frontend.docx
+++ b/Documents/Sprint11_Task054_Desenvolver Tela de Allergy-Frontend.docx
@@ -103,20 +103,8 @@
                 <w:sz w:val="28"/>
                 <w:szCs w:val="28"/>
               </w:rPr>
-              <w:t xml:space="preserve">Sprint </w:t>
+              <w:t>Sprint Documentation</w:t>
             </w:r>
-            <w:proofErr w:type="spellStart"/>
-            <w:r>
-              <w:rPr>
-                <w:b/>
-                <w:bCs/>
-                <w:color w:val="FFFFFF" w:themeColor="background1"/>
-                <w:sz w:val="28"/>
-                <w:szCs w:val="28"/>
-              </w:rPr>
-              <w:t>Documentation</w:t>
-            </w:r>
-            <w:proofErr w:type="spellEnd"/>
           </w:p>
         </w:tc>
       </w:tr>
@@ -170,16 +158,8 @@
               <w:rPr>
                 <w:rFonts w:ascii="Aptos" w:eastAsia="Aptos" w:hAnsi="Aptos" w:cs="Aptos"/>
               </w:rPr>
-              <w:t xml:space="preserve">Desenvolver Tela de </w:t>
+              <w:t>Desenvolver Tela de Allergy</w:t>
             </w:r>
-            <w:proofErr w:type="spellStart"/>
-            <w:r>
-              <w:rPr>
-                <w:rFonts w:ascii="Aptos" w:eastAsia="Aptos" w:hAnsi="Aptos" w:cs="Aptos"/>
-              </w:rPr>
-              <w:t>Allergy</w:t>
-            </w:r>
-            <w:proofErr w:type="spellEnd"/>
             <w:r>
               <w:rPr>
                 <w:rFonts w:ascii="Aptos" w:eastAsia="Aptos" w:hAnsi="Aptos" w:cs="Aptos"/>
@@ -314,15 +294,13 @@
                 <w:bCs/>
               </w:rPr>
             </w:pPr>
-            <w:proofErr w:type="spellStart"/>
             <w:r>
               <w:rPr>
                 <w:b/>
                 <w:bCs/>
               </w:rPr>
-              <w:t>Projetc</w:t>
+              <w:t>Projetc Name:</w:t>
             </w:r>
-            <w:proofErr w:type="spellEnd"/>
             <w:r>
               <w:rPr>
                 <w:b/>
@@ -330,53 +308,6 @@
               </w:rPr>
               <w:t xml:space="preserve"> </w:t>
             </w:r>
-            <w:proofErr w:type="spellStart"/>
-            <w:r>
-              <w:rPr>
-                <w:b/>
-                <w:bCs/>
-              </w:rPr>
-              <w:t>Name</w:t>
-            </w:r>
-            <w:proofErr w:type="spellEnd"/>
-            <w:r>
-              <w:rPr>
-                <w:b/>
-                <w:bCs/>
-              </w:rPr>
-              <w:t>:</w:t>
-            </w:r>
-            <w:r>
-              <w:rPr>
-                <w:b/>
-                <w:bCs/>
-              </w:rPr>
-              <w:t xml:space="preserve"> </w:t>
-            </w:r>
-            <w:proofErr w:type="spellStart"/>
-            <w:r>
-              <w:t>Senior</w:t>
-            </w:r>
-            <w:proofErr w:type="spellEnd"/>
-            <w:r>
-              <w:t xml:space="preserve"> </w:t>
-            </w:r>
-            <w:proofErr w:type="spellStart"/>
-            <w:r>
-              <w:t>Care</w:t>
-            </w:r>
-            <w:proofErr w:type="spellEnd"/>
-            <w:r>
-              <w:t xml:space="preserve"> Manager</w:t>
-            </w:r>
-            <w:r>
-              <w:t xml:space="preserve">- </w:t>
-            </w:r>
-            <w:proofErr w:type="spellStart"/>
-            <w:r>
-              <w:t>Frontend</w:t>
-            </w:r>
-            <w:proofErr w:type="spellEnd"/>
           </w:p>
         </w:tc>
         <w:tc>
@@ -391,6 +322,9 @@
                 <w:bCs/>
               </w:rPr>
             </w:pPr>
+            <w:r>
+              <w:t>Senior Care Manager- Frontend</w:t>
+            </w:r>
           </w:p>
         </w:tc>
       </w:tr>
@@ -478,18 +412,8 @@
                 <w:bCs/>
                 <w:color w:val="FFFFFF" w:themeColor="background1"/>
               </w:rPr>
-              <w:t xml:space="preserve">Team </w:t>
+              <w:t>Team Members</w:t>
             </w:r>
-            <w:proofErr w:type="spellStart"/>
-            <w:r>
-              <w:rPr>
-                <w:b/>
-                <w:bCs/>
-                <w:color w:val="FFFFFF" w:themeColor="background1"/>
-              </w:rPr>
-              <w:t>Members</w:t>
-            </w:r>
-            <w:proofErr w:type="spellEnd"/>
           </w:p>
         </w:tc>
       </w:tr>
@@ -504,15 +428,7 @@
           </w:tcPr>
           <w:p>
             <w:r>
-              <w:t xml:space="preserve">Kétlyn </w:t>
-            </w:r>
-            <w:proofErr w:type="spellStart"/>
-            <w:r>
-              <w:t>Christini</w:t>
-            </w:r>
-            <w:proofErr w:type="spellEnd"/>
-            <w:r>
-              <w:t xml:space="preserve"> Tonholi</w:t>
+              <w:t>Kétlyn Christini Tonholi</w:t>
             </w:r>
             <w:r>
               <w:t xml:space="preserve"> de Morais</w:t>
@@ -575,11 +491,9 @@
             <w:tcW w:w="6234" w:type="dxa"/>
           </w:tcPr>
           <w:p>
-            <w:proofErr w:type="spellStart"/>
             <w:r>
               <w:t>Description</w:t>
             </w:r>
-            <w:proofErr w:type="spellEnd"/>
           </w:p>
         </w:tc>
         <w:tc>
@@ -654,16 +568,8 @@
               <w:rPr>
                 <w:rFonts w:ascii="Aptos" w:eastAsia="Aptos" w:hAnsi="Aptos" w:cs="Aptos"/>
               </w:rPr>
-              <w:t xml:space="preserve">Desenvolver Tela de </w:t>
+              <w:t>Desenvolver Tela de Allergy</w:t>
             </w:r>
-            <w:proofErr w:type="spellStart"/>
-            <w:r>
-              <w:rPr>
-                <w:rFonts w:ascii="Aptos" w:eastAsia="Aptos" w:hAnsi="Aptos" w:cs="Aptos"/>
-              </w:rPr>
-              <w:t>Allergy</w:t>
-            </w:r>
-            <w:proofErr w:type="spellEnd"/>
             <w:r>
               <w:rPr>
                 <w:rFonts w:ascii="Aptos" w:eastAsia="Aptos" w:hAnsi="Aptos" w:cs="Aptos"/>
@@ -871,17 +777,8 @@
                 <w:b/>
                 <w:bCs/>
               </w:rPr>
-              <w:t xml:space="preserve">Task </w:t>
+              <w:t>Task Description</w:t>
             </w:r>
-            <w:proofErr w:type="spellStart"/>
-            <w:r>
-              <w:rPr>
-                <w:b/>
-                <w:bCs/>
-              </w:rPr>
-              <w:t>Description</w:t>
-            </w:r>
-            <w:proofErr w:type="spellEnd"/>
           </w:p>
         </w:tc>
       </w:tr>
@@ -901,11 +798,9 @@
             <w:tcW w:w="2971" w:type="dxa"/>
           </w:tcPr>
           <w:p>
-            <w:proofErr w:type="spellStart"/>
             <w:r>
               <w:t>Description</w:t>
             </w:r>
-            <w:proofErr w:type="spellEnd"/>
           </w:p>
         </w:tc>
         <w:tc>
@@ -913,19 +808,9 @@
             <w:tcW w:w="1441" w:type="dxa"/>
           </w:tcPr>
           <w:p>
-            <w:proofErr w:type="spellStart"/>
             <w:r>
-              <w:t>Assigned</w:t>
+              <w:t>Assigned To</w:t>
             </w:r>
-            <w:proofErr w:type="spellEnd"/>
-            <w:r>
-              <w:t xml:space="preserve"> </w:t>
-            </w:r>
-            <w:proofErr w:type="spellStart"/>
-            <w:r>
-              <w:t>To</w:t>
-            </w:r>
-            <w:proofErr w:type="spellEnd"/>
           </w:p>
         </w:tc>
         <w:tc>
@@ -943,13 +828,8 @@
             <w:tcW w:w="1842" w:type="dxa"/>
           </w:tcPr>
           <w:p>
-            <w:proofErr w:type="spellStart"/>
             <w:r>
-              <w:t>Estimated</w:t>
-            </w:r>
-            <w:proofErr w:type="spellEnd"/>
-            <w:r>
-              <w:t xml:space="preserve"> Hours</w:t>
+              <w:t>Estimated Hours</w:t>
             </w:r>
           </w:p>
         </w:tc>
@@ -958,13 +838,8 @@
             <w:tcW w:w="1683" w:type="dxa"/>
           </w:tcPr>
           <w:p>
-            <w:proofErr w:type="spellStart"/>
             <w:r>
-              <w:t>Logged</w:t>
-            </w:r>
-            <w:proofErr w:type="spellEnd"/>
-            <w:r>
-              <w:t xml:space="preserve"> Hours</w:t>
+              <w:t>Logged Hours</w:t>
             </w:r>
           </w:p>
         </w:tc>
@@ -993,217 +868,30 @@
             <w:tcW w:w="2971" w:type="dxa"/>
           </w:tcPr>
           <w:p>
-            <w:pPr>
-              <w:jc w:val="center"/>
-            </w:pPr>
             <w:r>
               <w:rPr>
                 <w:rFonts w:ascii="Aptos" w:eastAsia="Aptos" w:hAnsi="Aptos" w:cs="Aptos"/>
               </w:rPr>
-              <w:t xml:space="preserve">Implementadas validações para a entidade </w:t>
+              <w:t xml:space="preserve">Sprint </w:t>
             </w:r>
             <w:r>
               <w:rPr>
                 <w:rFonts w:ascii="Aptos" w:eastAsia="Aptos" w:hAnsi="Aptos" w:cs="Aptos"/>
               </w:rPr>
-              <w:t>“</w:t>
-            </w:r>
-            <w:proofErr w:type="spellStart"/>
-            <w:r>
-              <w:rPr>
-                <w:rFonts w:ascii="Aptos" w:eastAsia="Aptos" w:hAnsi="Aptos" w:cs="Aptos"/>
-              </w:rPr>
-              <w:t>Allergy</w:t>
-            </w:r>
-            <w:proofErr w:type="spellEnd"/>
-            <w:r>
-              <w:rPr>
-                <w:rFonts w:ascii="Aptos" w:eastAsia="Aptos" w:hAnsi="Aptos" w:cs="Aptos"/>
-              </w:rPr>
-              <w:t>”</w:t>
+              <w:t>11</w:t>
             </w:r>
             <w:r>
               <w:rPr>
                 <w:rFonts w:ascii="Aptos" w:eastAsia="Aptos" w:hAnsi="Aptos" w:cs="Aptos"/>
               </w:rPr>
-              <w:t xml:space="preserve"> no Front-</w:t>
-            </w:r>
-            <w:proofErr w:type="spellStart"/>
-            <w:r>
-              <w:rPr>
-                <w:rFonts w:ascii="Aptos" w:eastAsia="Aptos" w:hAnsi="Aptos" w:cs="Aptos"/>
-              </w:rPr>
-              <w:t>End</w:t>
-            </w:r>
-            <w:proofErr w:type="spellEnd"/>
-            <w:r>
-              <w:rPr>
-                <w:rFonts w:ascii="Aptos" w:eastAsia="Aptos" w:hAnsi="Aptos" w:cs="Aptos"/>
-              </w:rPr>
-              <w:t xml:space="preserve"> </w:t>
-            </w:r>
-            <w:proofErr w:type="spellStart"/>
-            <w:r>
-              <w:rPr>
-                <w:rFonts w:ascii="Aptos" w:eastAsia="Aptos" w:hAnsi="Aptos" w:cs="Aptos"/>
-              </w:rPr>
-              <w:t>React</w:t>
-            </w:r>
-            <w:proofErr w:type="spellEnd"/>
-            <w:r>
-              <w:rPr>
-                <w:rFonts w:ascii="Aptos" w:eastAsia="Aptos" w:hAnsi="Aptos" w:cs="Aptos"/>
-              </w:rPr>
-              <w:t xml:space="preserve"> com a criação do </w:t>
-            </w:r>
-            <w:proofErr w:type="spellStart"/>
-            <w:r>
-              <w:rPr>
-                <w:rFonts w:ascii="Aptos" w:eastAsia="Aptos" w:hAnsi="Aptos" w:cs="Aptos"/>
-              </w:rPr>
-              <w:t>service</w:t>
-            </w:r>
-            <w:proofErr w:type="spellEnd"/>
-            <w:r>
-              <w:rPr>
-                <w:rFonts w:ascii="Aptos" w:eastAsia="Aptos" w:hAnsi="Aptos" w:cs="Aptos"/>
-              </w:rPr>
-              <w:t xml:space="preserve"> e </w:t>
-            </w:r>
-            <w:proofErr w:type="spellStart"/>
-            <w:r>
-              <w:rPr>
-                <w:rFonts w:ascii="Aptos" w:eastAsia="Aptos" w:hAnsi="Aptos" w:cs="Aptos"/>
-              </w:rPr>
-              <w:t>type</w:t>
-            </w:r>
-            <w:proofErr w:type="spellEnd"/>
-            <w:r>
-              <w:rPr>
-                <w:rFonts w:ascii="Aptos" w:eastAsia="Aptos" w:hAnsi="Aptos" w:cs="Aptos"/>
-              </w:rPr>
-              <w:t xml:space="preserve"> de </w:t>
+              <w:t xml:space="preserve"> – </w:t>
             </w:r>
             <w:r>
               <w:rPr>
                 <w:rFonts w:ascii="Aptos" w:eastAsia="Aptos" w:hAnsi="Aptos" w:cs="Aptos"/>
               </w:rPr>
-              <w:t>“</w:t>
+              <w:t>Desenvolver Tela de Allergy</w:t>
             </w:r>
-            <w:proofErr w:type="spellStart"/>
-            <w:r>
-              <w:rPr>
-                <w:rFonts w:ascii="Aptos" w:eastAsia="Aptos" w:hAnsi="Aptos" w:cs="Aptos"/>
-              </w:rPr>
-              <w:t>Allergy</w:t>
-            </w:r>
-            <w:proofErr w:type="spellEnd"/>
-            <w:r>
-              <w:rPr>
-                <w:rFonts w:ascii="Aptos" w:eastAsia="Aptos" w:hAnsi="Aptos" w:cs="Aptos"/>
-              </w:rPr>
-              <w:t>”</w:t>
-            </w:r>
-            <w:r>
-              <w:rPr>
-                <w:rFonts w:ascii="Aptos" w:eastAsia="Aptos" w:hAnsi="Aptos" w:cs="Aptos"/>
-              </w:rPr>
-              <w:t xml:space="preserve">, aplicação de validações de obrigatoriedade nos campos </w:t>
-            </w:r>
-            <w:r>
-              <w:rPr>
-                <w:rFonts w:ascii="Aptos" w:eastAsia="Aptos" w:hAnsi="Aptos" w:cs="Aptos"/>
-              </w:rPr>
-              <w:t>“</w:t>
-            </w:r>
-            <w:r>
-              <w:rPr>
-                <w:rFonts w:ascii="Aptos" w:eastAsia="Aptos" w:hAnsi="Aptos" w:cs="Aptos"/>
-              </w:rPr>
-              <w:t>Nome</w:t>
-            </w:r>
-            <w:r>
-              <w:rPr>
-                <w:rFonts w:ascii="Aptos" w:eastAsia="Aptos" w:hAnsi="Aptos" w:cs="Aptos"/>
-              </w:rPr>
-              <w:t>”</w:t>
-            </w:r>
-            <w:r>
-              <w:rPr>
-                <w:rFonts w:ascii="Aptos" w:eastAsia="Aptos" w:hAnsi="Aptos" w:cs="Aptos"/>
-              </w:rPr>
-              <w:t xml:space="preserve"> e </w:t>
-            </w:r>
-            <w:r>
-              <w:rPr>
-                <w:rFonts w:ascii="Aptos" w:eastAsia="Aptos" w:hAnsi="Aptos" w:cs="Aptos"/>
-              </w:rPr>
-              <w:t>“</w:t>
-            </w:r>
-            <w:r>
-              <w:rPr>
-                <w:rFonts w:ascii="Aptos" w:eastAsia="Aptos" w:hAnsi="Aptos" w:cs="Aptos"/>
-              </w:rPr>
-              <w:t>Tipo</w:t>
-            </w:r>
-            <w:r>
-              <w:rPr>
-                <w:rFonts w:ascii="Aptos" w:eastAsia="Aptos" w:hAnsi="Aptos" w:cs="Aptos"/>
-              </w:rPr>
-              <w:t>”</w:t>
-            </w:r>
-            <w:r>
-              <w:rPr>
-                <w:rFonts w:ascii="Aptos" w:eastAsia="Aptos" w:hAnsi="Aptos" w:cs="Aptos"/>
-              </w:rPr>
-              <w:t xml:space="preserve">, validações adicionais no campo </w:t>
-            </w:r>
-            <w:r>
-              <w:rPr>
-                <w:rFonts w:ascii="Aptos" w:eastAsia="Aptos" w:hAnsi="Aptos" w:cs="Aptos"/>
-              </w:rPr>
-              <w:t>“</w:t>
-            </w:r>
-            <w:r>
-              <w:rPr>
-                <w:rFonts w:ascii="Aptos" w:eastAsia="Aptos" w:hAnsi="Aptos" w:cs="Aptos"/>
-              </w:rPr>
-              <w:t>Nome</w:t>
-            </w:r>
-            <w:r>
-              <w:rPr>
-                <w:rFonts w:ascii="Aptos" w:eastAsia="Aptos" w:hAnsi="Aptos" w:cs="Aptos"/>
-              </w:rPr>
-              <w:t>”</w:t>
-            </w:r>
-            <w:r>
-              <w:rPr>
-                <w:rFonts w:ascii="Aptos" w:eastAsia="Aptos" w:hAnsi="Aptos" w:cs="Aptos"/>
-              </w:rPr>
-              <w:t xml:space="preserve"> (tamanho entre 2 e 100 caracteres, aceitando apenas letras e espaços), bloqueio de criação de nomes duplicados, e realização de testes unitários, de integração e práticos para garantir o funcionamento do </w:t>
-            </w:r>
-            <w:proofErr w:type="spellStart"/>
-            <w:r>
-              <w:rPr>
-                <w:rFonts w:ascii="Aptos" w:eastAsia="Aptos" w:hAnsi="Aptos" w:cs="Aptos"/>
-              </w:rPr>
-              <w:t>frontend</w:t>
-            </w:r>
-            <w:proofErr w:type="spellEnd"/>
-            <w:r>
-              <w:rPr>
-                <w:rFonts w:ascii="Aptos" w:eastAsia="Aptos" w:hAnsi="Aptos" w:cs="Aptos"/>
-              </w:rPr>
-              <w:t xml:space="preserve"> integrado ao </w:t>
-            </w:r>
-            <w:proofErr w:type="spellStart"/>
-            <w:r>
-              <w:rPr>
-                <w:rFonts w:ascii="Aptos" w:eastAsia="Aptos" w:hAnsi="Aptos" w:cs="Aptos"/>
-              </w:rPr>
-              <w:t>backend</w:t>
-            </w:r>
-            <w:proofErr w:type="spellEnd"/>
             <w:r>
               <w:rPr>
                 <w:rFonts w:ascii="Aptos" w:eastAsia="Aptos" w:hAnsi="Aptos" w:cs="Aptos"/>
@@ -1218,27 +906,7 @@
           </w:tcPr>
           <w:p>
             <w:r>
-              <w:t>Kétlyn</w:t>
-            </w:r>
-            <w:r>
-              <w:t xml:space="preserve"> </w:t>
-            </w:r>
-            <w:proofErr w:type="spellStart"/>
-            <w:r>
-              <w:t>Christini</w:t>
-            </w:r>
-            <w:proofErr w:type="spellEnd"/>
-            <w:r>
-              <w:t xml:space="preserve"> Tonholi</w:t>
-            </w:r>
-            <w:r>
-              <w:t xml:space="preserve"> </w:t>
-            </w:r>
-            <w:r>
-              <w:t xml:space="preserve">de </w:t>
-            </w:r>
-            <w:r>
-              <w:t>Morais.</w:t>
+              <w:t>Kétlyn Christini Tonholi de Morais.</w:t>
             </w:r>
           </w:p>
         </w:tc>
@@ -1261,10 +929,7 @@
           </w:tcPr>
           <w:p>
             <w:r>
-              <w:t>15</w:t>
-            </w:r>
-            <w:r>
-              <w:t>h</w:t>
+              <w:t>15h</w:t>
             </w:r>
           </w:p>
         </w:tc>
@@ -1274,20 +939,12 @@
           </w:tcPr>
           <w:p>
             <w:r>
-              <w:t>15</w:t>
-            </w:r>
-            <w:r>
-              <w:t>h</w:t>
+              <w:t>15h</w:t>
             </w:r>
           </w:p>
         </w:tc>
       </w:tr>
     </w:tbl>
-    <w:p>
-      <w:r>
-        <w:br w:type="page"/>
-      </w:r>
-    </w:p>
     <w:p/>
     <w:p>
       <w:pPr>
@@ -1309,20 +966,8 @@
           <w:sz w:val="24"/>
           <w:szCs w:val="24"/>
         </w:rPr>
-        <w:t xml:space="preserve">Sprint </w:t>
-      </w:r>
-      <w:proofErr w:type="spellStart"/>
-      <w:r>
-        <w:rPr>
-          <w:b/>
-          <w:bCs/>
-          <w:color w:val="FFFFFF" w:themeColor="background1"/>
-          <w:sz w:val="24"/>
-          <w:szCs w:val="24"/>
-        </w:rPr>
-        <w:t>Description</w:t>
-      </w:r>
-      <w:proofErr w:type="spellEnd"/>
+        <w:t>Sprint Description</w:t>
+      </w:r>
     </w:p>
     <w:p>
       <w:pPr>
@@ -1336,21 +981,7 @@
         <w:rPr>
           <w:rFonts w:ascii="Aptos" w:eastAsia="Aptos" w:hAnsi="Aptos" w:cs="Aptos"/>
         </w:rPr>
-        <w:t xml:space="preserve">A Sprint 11 teve como foco principal a implementação da tela e das validações para a entidade </w:t>
-      </w:r>
-      <w:proofErr w:type="spellStart"/>
-      <w:r>
-        <w:rPr>
-          <w:rFonts w:ascii="Aptos" w:eastAsia="Aptos" w:hAnsi="Aptos" w:cs="Aptos"/>
-        </w:rPr>
-        <w:t>Allergy</w:t>
-      </w:r>
-      <w:proofErr w:type="spellEnd"/>
-      <w:r>
-        <w:rPr>
-          <w:rFonts w:ascii="Aptos" w:eastAsia="Aptos" w:hAnsi="Aptos" w:cs="Aptos"/>
-        </w:rPr>
-        <w:t xml:space="preserve"> (Alergia), com o objetivo de reforçar a consistência dos dados. Esta entrega representou um passo importante na evolução do projeto, ao garantir regras claras para cadastro, edição e exclusão de registros, promovendo maior confiabilidade e padronização no gerenciamento dessas informações.</w:t>
+        <w:t>A Sprint 11 teve como foco principal a implementação da tela e das validações para a entidade Allergy (Alergia), com o objetivo de reforçar a consistência dos dados. Esta entrega representou um passo importante na evolução do projeto, ao garantir regras claras para cadastro, edição e exclusão de registros, promovendo maior confiabilidade e padronização no gerenciamento dessas informações.</w:t>
       </w:r>
     </w:p>
     <w:p>
@@ -1365,45 +996,7 @@
         <w:rPr>
           <w:rFonts w:ascii="Aptos" w:eastAsia="Aptos" w:hAnsi="Aptos" w:cs="Aptos"/>
         </w:rPr>
-        <w:t xml:space="preserve">Durante o desenvolvimento, foram aplicadas validações robustas no </w:t>
-      </w:r>
-      <w:proofErr w:type="spellStart"/>
-      <w:r>
-        <w:rPr>
-          <w:rFonts w:ascii="Aptos" w:eastAsia="Aptos" w:hAnsi="Aptos" w:cs="Aptos"/>
-        </w:rPr>
-        <w:t>frontend</w:t>
-      </w:r>
-      <w:proofErr w:type="spellEnd"/>
-      <w:r>
-        <w:rPr>
-          <w:rFonts w:ascii="Aptos" w:eastAsia="Aptos" w:hAnsi="Aptos" w:cs="Aptos"/>
-        </w:rPr>
-        <w:t xml:space="preserve">, assegurando que os campos </w:t>
-      </w:r>
-      <w:r>
-        <w:rPr>
-          <w:rFonts w:ascii="Aptos" w:eastAsia="Aptos" w:hAnsi="Aptos" w:cs="Aptos"/>
-        </w:rPr>
-        <w:t>“</w:t>
-      </w:r>
-      <w:r>
-        <w:rPr>
-          <w:rFonts w:ascii="Aptos" w:eastAsia="Aptos" w:hAnsi="Aptos" w:cs="Aptos"/>
-        </w:rPr>
-        <w:t>Nome</w:t>
-      </w:r>
-      <w:r>
-        <w:rPr>
-          <w:rFonts w:ascii="Aptos" w:eastAsia="Aptos" w:hAnsi="Aptos" w:cs="Aptos"/>
-        </w:rPr>
-        <w:t>”</w:t>
-      </w:r>
-      <w:r>
-        <w:rPr>
-          <w:rFonts w:ascii="Aptos" w:eastAsia="Aptos" w:hAnsi="Aptos" w:cs="Aptos"/>
-        </w:rPr>
-        <w:t xml:space="preserve"> e </w:t>
+        <w:t xml:space="preserve">Durante o desenvolvimento, foram aplicadas validações robustas no frontend, assegurando que os campos “Nome” e </w:t>
       </w:r>
       <w:r>
         <w:rPr>
@@ -1474,14 +1067,12 @@
         </w:rPr>
         <w:t>‘</w:t>
       </w:r>
-      <w:proofErr w:type="spellStart"/>
       <w:r>
         <w:rPr>
           <w:rFonts w:ascii="Aptos" w:eastAsia="Aptos" w:hAnsi="Aptos" w:cs="Aptos"/>
         </w:rPr>
         <w:t>service</w:t>
       </w:r>
-      <w:proofErr w:type="spellEnd"/>
       <w:r>
         <w:rPr>
           <w:rFonts w:ascii="Aptos" w:eastAsia="Aptos" w:hAnsi="Aptos" w:cs="Aptos"/>
@@ -1500,14 +1091,12 @@
         </w:rPr>
         <w:t>‘</w:t>
       </w:r>
-      <w:proofErr w:type="spellStart"/>
       <w:r>
         <w:rPr>
           <w:rFonts w:ascii="Aptos" w:eastAsia="Aptos" w:hAnsi="Aptos" w:cs="Aptos"/>
         </w:rPr>
         <w:t>type</w:t>
       </w:r>
-      <w:proofErr w:type="spellEnd"/>
       <w:r>
         <w:rPr>
           <w:rFonts w:ascii="Aptos" w:eastAsia="Aptos" w:hAnsi="Aptos" w:cs="Aptos"/>
@@ -1526,14 +1115,12 @@
         </w:rPr>
         <w:t>“</w:t>
       </w:r>
-      <w:proofErr w:type="spellStart"/>
       <w:r>
         <w:rPr>
           <w:rFonts w:ascii="Aptos" w:eastAsia="Aptos" w:hAnsi="Aptos" w:cs="Aptos"/>
         </w:rPr>
         <w:t>Allergy</w:t>
       </w:r>
-      <w:proofErr w:type="spellEnd"/>
       <w:r>
         <w:rPr>
           <w:rFonts w:ascii="Aptos" w:eastAsia="Aptos" w:hAnsi="Aptos" w:cs="Aptos"/>
@@ -1544,49 +1131,7 @@
         <w:rPr>
           <w:rFonts w:ascii="Aptos" w:eastAsia="Aptos" w:hAnsi="Aptos" w:cs="Aptos"/>
         </w:rPr>
-        <w:t xml:space="preserve">, respeitando a arquitetura já definida na </w:t>
-      </w:r>
-      <w:proofErr w:type="spellStart"/>
-      <w:r>
-        <w:rPr>
-          <w:rFonts w:ascii="Aptos" w:eastAsia="Aptos" w:hAnsi="Aptos" w:cs="Aptos"/>
-        </w:rPr>
-        <w:t>branch</w:t>
-      </w:r>
-      <w:proofErr w:type="spellEnd"/>
-      <w:r>
-        <w:rPr>
-          <w:rFonts w:ascii="Aptos" w:eastAsia="Aptos" w:hAnsi="Aptos" w:cs="Aptos"/>
-        </w:rPr>
-        <w:t xml:space="preserve"> principal. A sprint também avançou na integração entre </w:t>
-      </w:r>
-      <w:proofErr w:type="spellStart"/>
-      <w:r>
-        <w:rPr>
-          <w:rFonts w:ascii="Aptos" w:eastAsia="Aptos" w:hAnsi="Aptos" w:cs="Aptos"/>
-        </w:rPr>
-        <w:t>frontend</w:t>
-      </w:r>
-      <w:proofErr w:type="spellEnd"/>
-      <w:r>
-        <w:rPr>
-          <w:rFonts w:ascii="Aptos" w:eastAsia="Aptos" w:hAnsi="Aptos" w:cs="Aptos"/>
-        </w:rPr>
-        <w:t xml:space="preserve"> e </w:t>
-      </w:r>
-      <w:proofErr w:type="spellStart"/>
-      <w:r>
-        <w:rPr>
-          <w:rFonts w:ascii="Aptos" w:eastAsia="Aptos" w:hAnsi="Aptos" w:cs="Aptos"/>
-        </w:rPr>
-        <w:t>backend</w:t>
-      </w:r>
-      <w:proofErr w:type="spellEnd"/>
-      <w:r>
-        <w:rPr>
-          <w:rFonts w:ascii="Aptos" w:eastAsia="Aptos" w:hAnsi="Aptos" w:cs="Aptos"/>
-        </w:rPr>
-        <w:t>, realizando ajustes necessários para garantir o fluxo correto das operações.</w:t>
+        <w:t>, respeitando a arquitetura já definida na branch principal. A sprint também avançou na integração entre frontend e backend, realizando ajustes necessários para garantir o fluxo correto das operações.</w:t>
       </w:r>
     </w:p>
     <w:p>
@@ -1603,7 +1148,6 @@
         </w:rPr>
         <w:t xml:space="preserve">A entrega foi acompanhada de testes unitários, de integração e práticos, que validaram o comportamento da aplicação, a exibição das mensagens de erro e sucesso (conforme </w:t>
       </w:r>
-      <w:proofErr w:type="spellStart"/>
       <w:r>
         <w:rPr>
           <w:rFonts w:ascii="Aptos" w:eastAsia="Aptos" w:hAnsi="Aptos" w:cs="Aptos"/>
@@ -1612,7 +1156,6 @@
         </w:rPr>
         <w:t>screenshots</w:t>
       </w:r>
-      <w:proofErr w:type="spellEnd"/>
       <w:r>
         <w:rPr>
           <w:rFonts w:ascii="Aptos" w:eastAsia="Aptos" w:hAnsi="Aptos" w:cs="Aptos"/>
@@ -1640,14 +1183,12 @@
         </w:rPr>
         <w:t>“</w:t>
       </w:r>
-      <w:proofErr w:type="spellStart"/>
       <w:r>
         <w:rPr>
           <w:rFonts w:ascii="Aptos" w:eastAsia="Aptos" w:hAnsi="Aptos" w:cs="Aptos"/>
         </w:rPr>
         <w:t>Allergy</w:t>
       </w:r>
-      <w:proofErr w:type="spellEnd"/>
       <w:r>
         <w:rPr>
           <w:rFonts w:ascii="Aptos" w:eastAsia="Aptos" w:hAnsi="Aptos" w:cs="Aptos"/>
@@ -1670,15 +1211,10 @@
         </w:rPr>
       </w:pPr>
     </w:p>
-    <w:p>
-      <w:r>
-        <w:br w:type="page"/>
-      </w:r>
-    </w:p>
-    <w:p/>
     <w:tbl>
       <w:tblPr>
         <w:tblStyle w:val="Tabelacomgrade"/>
+        <w:tblpPr w:leftFromText="141" w:rightFromText="141" w:vertAnchor="text" w:horzAnchor="margin" w:tblpY="-209"/>
         <w:tblW w:w="0" w:type="auto"/>
         <w:tblLook w:val="04A0" w:firstRow="1" w:lastRow="0" w:firstColumn="1" w:lastColumn="0" w:noHBand="0" w:noVBand="1"/>
       </w:tblPr>
@@ -1709,20 +1245,9 @@
                 <w:sz w:val="24"/>
                 <w:szCs w:val="24"/>
               </w:rPr>
-              <w:t xml:space="preserve">Sprint </w:t>
+              <w:lastRenderedPageBreak/>
+              <w:t>Sprint Results</w:t>
             </w:r>
-            <w:proofErr w:type="spellStart"/>
-            <w:r>
-              <w:rPr>
-                <w:b/>
-                <w:bCs/>
-                <w:color w:val="FFFFFF" w:themeColor="background1"/>
-                <w:sz w:val="24"/>
-                <w:szCs w:val="24"/>
-              </w:rPr>
-              <w:t>Results</w:t>
-            </w:r>
-            <w:proofErr w:type="spellEnd"/>
           </w:p>
         </w:tc>
       </w:tr>
@@ -2037,7 +1562,6 @@
       <w:r>
         <w:t xml:space="preserve">A tela permite criar, editar e excluir registros, com confirmações em ações sensíveis (como exclusão) e feedback visual ao usuário (conforme </w:t>
       </w:r>
-      <w:proofErr w:type="spellStart"/>
       <w:r>
         <w:rPr>
           <w:i/>
@@ -2045,7 +1569,6 @@
         </w:rPr>
         <w:t>screenshots</w:t>
       </w:r>
-      <w:proofErr w:type="spellEnd"/>
       <w:r>
         <w:t>).</w:t>
       </w:r>
@@ -2095,43 +1618,7 @@
         <w:t xml:space="preserve"> </w:t>
       </w:r>
       <w:r>
-        <w:t xml:space="preserve">Garantia de que os campos </w:t>
-      </w:r>
-      <w:r>
-        <w:t>“</w:t>
-      </w:r>
-      <w:r>
-        <w:t>Nome</w:t>
-      </w:r>
-      <w:r>
-        <w:t>”</w:t>
-      </w:r>
-      <w:r>
-        <w:t xml:space="preserve"> e </w:t>
-      </w:r>
-      <w:r>
-        <w:t>“</w:t>
-      </w:r>
-      <w:r>
-        <w:t>Tipo</w:t>
-      </w:r>
-      <w:r>
-        <w:t>”</w:t>
-      </w:r>
-      <w:r>
-        <w:t xml:space="preserve"> sejam obrigatórios, que o campo </w:t>
-      </w:r>
-      <w:r>
-        <w:t>“</w:t>
-      </w:r>
-      <w:r>
-        <w:t>Nome</w:t>
-      </w:r>
-      <w:r>
-        <w:t>”</w:t>
-      </w:r>
-      <w:r>
-        <w:t xml:space="preserve"> tenha entre 2 e 100 caracteres, aceite apenas letras e espaços, e impeça duplicações.</w:t>
+        <w:t>Garantia de que os campos “Nome” e “Tipo” sejam obrigatórios, que o campo “Nome” tenha entre 2 e 100 caracteres, aceite apenas letras e espaços, e impeça duplicações.</w:t>
       </w:r>
     </w:p>
     <w:p>
@@ -2273,63 +1760,8 @@
           <w:sz w:val="22"/>
           <w:szCs w:val="22"/>
         </w:rPr>
-        <w:t xml:space="preserve">A implementação da tela de </w:t>
-      </w:r>
-      <w:r>
-        <w:rPr>
-          <w:rFonts w:ascii="Aptos" w:eastAsia="Aptos" w:hAnsi="Aptos" w:cs="Aptos"/>
-          <w:color w:val="auto"/>
-          <w:sz w:val="22"/>
-          <w:szCs w:val="22"/>
-        </w:rPr>
-        <w:t>“</w:t>
-      </w:r>
-      <w:r>
-        <w:rPr>
-          <w:rFonts w:ascii="Aptos" w:eastAsia="Aptos" w:hAnsi="Aptos" w:cs="Aptos"/>
-          <w:color w:val="auto"/>
-          <w:sz w:val="22"/>
-          <w:szCs w:val="22"/>
-        </w:rPr>
-        <w:t>Alergias</w:t>
-      </w:r>
-      <w:r>
-        <w:rPr>
-          <w:rFonts w:ascii="Aptos" w:eastAsia="Aptos" w:hAnsi="Aptos" w:cs="Aptos"/>
-          <w:color w:val="auto"/>
-          <w:sz w:val="22"/>
-          <w:szCs w:val="22"/>
-        </w:rPr>
-        <w:t>”</w:t>
-      </w:r>
-      <w:r>
-        <w:rPr>
-          <w:rFonts w:ascii="Aptos" w:eastAsia="Aptos" w:hAnsi="Aptos" w:cs="Aptos"/>
-          <w:color w:val="auto"/>
-          <w:sz w:val="22"/>
-          <w:szCs w:val="22"/>
-        </w:rPr>
-        <w:t xml:space="preserve"> representa um avanço significativo no sistema, pois introduz regras de negócio fundamentais e reforça a integridade dos dados cadastrados. A funcionalidade integra-se diretamente ao </w:t>
-      </w:r>
-      <w:proofErr w:type="spellStart"/>
-      <w:r>
-        <w:rPr>
-          <w:rFonts w:ascii="Aptos" w:eastAsia="Aptos" w:hAnsi="Aptos" w:cs="Aptos"/>
-          <w:color w:val="auto"/>
-          <w:sz w:val="22"/>
-          <w:szCs w:val="22"/>
-        </w:rPr>
-        <w:t>backend</w:t>
-      </w:r>
-      <w:proofErr w:type="spellEnd"/>
-      <w:r>
-        <w:rPr>
-          <w:rFonts w:ascii="Aptos" w:eastAsia="Aptos" w:hAnsi="Aptos" w:cs="Aptos"/>
-          <w:color w:val="auto"/>
-          <w:sz w:val="22"/>
-          <w:szCs w:val="22"/>
-        </w:rPr>
-        <w:t xml:space="preserve"> e estabelece uma base sólida para futuras evoluções do sistema.</w:t>
+        <w:lastRenderedPageBreak/>
+        <w:t>A implementação da tela de “Alergias” representa um avanço significativo no sistema, pois introduz regras de negócio fundamentais e reforça a integridade dos dados cadastrados. A funcionalidade integra-se diretamente ao backend e estabelece uma base sólida para futuras evoluções do sistema.</w:t>
       </w:r>
     </w:p>
     <w:p>
@@ -2422,7 +1854,6 @@
         </w:rPr>
         <w:t>“</w:t>
       </w:r>
-      <w:proofErr w:type="spellStart"/>
       <w:r>
         <w:rPr>
           <w:rFonts w:ascii="Aptos" w:eastAsia="Aptos" w:hAnsi="Aptos" w:cs="Aptos"/>
@@ -2430,66 +1861,7 @@
           <w:sz w:val="22"/>
           <w:szCs w:val="22"/>
         </w:rPr>
-        <w:t>Allergy</w:t>
-      </w:r>
-      <w:proofErr w:type="spellEnd"/>
-      <w:r>
-        <w:rPr>
-          <w:rFonts w:ascii="Aptos" w:eastAsia="Aptos" w:hAnsi="Aptos" w:cs="Aptos"/>
-          <w:color w:val="auto"/>
-          <w:sz w:val="22"/>
-          <w:szCs w:val="22"/>
-        </w:rPr>
-        <w:t>”</w:t>
-      </w:r>
-      <w:r>
-        <w:rPr>
-          <w:rFonts w:ascii="Aptos" w:eastAsia="Aptos" w:hAnsi="Aptos" w:cs="Aptos"/>
-          <w:color w:val="auto"/>
-          <w:sz w:val="22"/>
-          <w:szCs w:val="22"/>
-        </w:rPr>
-        <w:t xml:space="preserve">, garantindo a integridade e consistência dos dados desde o </w:t>
-      </w:r>
-      <w:proofErr w:type="spellStart"/>
-      <w:r>
-        <w:rPr>
-          <w:rFonts w:ascii="Aptos" w:eastAsia="Aptos" w:hAnsi="Aptos" w:cs="Aptos"/>
-          <w:color w:val="auto"/>
-          <w:sz w:val="22"/>
-          <w:szCs w:val="22"/>
-        </w:rPr>
-        <w:t>frontend</w:t>
-      </w:r>
-      <w:proofErr w:type="spellEnd"/>
-      <w:r>
-        <w:rPr>
-          <w:rFonts w:ascii="Aptos" w:eastAsia="Aptos" w:hAnsi="Aptos" w:cs="Aptos"/>
-          <w:color w:val="auto"/>
-          <w:sz w:val="22"/>
-          <w:szCs w:val="22"/>
-        </w:rPr>
-        <w:t xml:space="preserve"> até a comunicação com o </w:t>
-      </w:r>
-      <w:proofErr w:type="spellStart"/>
-      <w:r>
-        <w:rPr>
-          <w:rFonts w:ascii="Aptos" w:eastAsia="Aptos" w:hAnsi="Aptos" w:cs="Aptos"/>
-          <w:color w:val="auto"/>
-          <w:sz w:val="22"/>
-          <w:szCs w:val="22"/>
-        </w:rPr>
-        <w:t>backend</w:t>
-      </w:r>
-      <w:proofErr w:type="spellEnd"/>
-      <w:r>
-        <w:rPr>
-          <w:rFonts w:ascii="Aptos" w:eastAsia="Aptos" w:hAnsi="Aptos" w:cs="Aptos"/>
-          <w:color w:val="auto"/>
-          <w:sz w:val="22"/>
-          <w:szCs w:val="22"/>
-        </w:rPr>
-        <w:t>. Diferente das sprints iniciais, que priorizavam estruturação do ambiente, esta entrega trouxe regras de negócio concretas, aumentando a confiabilidade do sistema e aprimorando a experiência do usuário.</w:t>
+        <w:t>Allergy”, garantindo a integridade e consistência dos dados desde o frontend até a comunicação com o backend. Diferente das sprints iniciais, que priorizavam estruturação do ambiente, esta entrega trouxe regras de negócio concretas, aumentando a confiabilidade do sistema e aprimorando a experiência do usuário.</w:t>
       </w:r>
     </w:p>
     <w:p>
@@ -2535,23 +1907,7 @@
           <w:b/>
           <w:bCs/>
         </w:rPr>
-        <w:t xml:space="preserve">Validações completas no </w:t>
-      </w:r>
-      <w:proofErr w:type="spellStart"/>
-      <w:r>
-        <w:rPr>
-          <w:b/>
-          <w:bCs/>
-        </w:rPr>
-        <w:t>frontend</w:t>
-      </w:r>
-      <w:proofErr w:type="spellEnd"/>
-      <w:r>
-        <w:rPr>
-          <w:b/>
-          <w:bCs/>
-        </w:rPr>
-        <w:t>:</w:t>
+        <w:t>Validações completas no frontend:</w:t>
       </w:r>
       <w:r>
         <w:br/>
@@ -2601,23 +1957,7 @@
           <w:b/>
           <w:bCs/>
         </w:rPr>
-        <w:t xml:space="preserve">Integração inicial com </w:t>
-      </w:r>
-      <w:proofErr w:type="spellStart"/>
-      <w:r>
-        <w:rPr>
-          <w:b/>
-          <w:bCs/>
-        </w:rPr>
-        <w:t>backend</w:t>
-      </w:r>
-      <w:proofErr w:type="spellEnd"/>
-      <w:r>
-        <w:rPr>
-          <w:b/>
-          <w:bCs/>
-        </w:rPr>
-        <w:t>:</w:t>
+        <w:t>Integração inicial com backend:</w:t>
       </w:r>
       <w:r>
         <w:br/>
@@ -2628,24 +1968,14 @@
       <w:r>
         <w:t>“</w:t>
       </w:r>
-      <w:proofErr w:type="spellStart"/>
       <w:r>
         <w:t>Allergy</w:t>
       </w:r>
-      <w:proofErr w:type="spellEnd"/>
       <w:r>
         <w:t>”</w:t>
       </w:r>
       <w:r>
-        <w:t xml:space="preserve"> foi testada de ponta a ponta com o </w:t>
-      </w:r>
-      <w:proofErr w:type="spellStart"/>
-      <w:r>
-        <w:t>backend</w:t>
-      </w:r>
-      <w:proofErr w:type="spellEnd"/>
-      <w:r>
-        <w:t>, garantindo que a validação, criação e edição de registros funcionem corretamente. Os testes confirmaram o correto funcionamento do restante das regras.</w:t>
+        <w:t xml:space="preserve"> foi testada de ponta a ponta com o backend, garantindo que a validação, criação e edição de registros funcionem corretamente. Os testes confirmaram o correto funcionamento do restante das regras.</w:t>
       </w:r>
     </w:p>
     <w:p>
@@ -2668,23 +1998,7 @@
         <w:br/>
       </w:r>
       <w:r>
-        <w:t xml:space="preserve">Foram criados e organizados </w:t>
-      </w:r>
-      <w:proofErr w:type="spellStart"/>
-      <w:r>
-        <w:t>services</w:t>
-      </w:r>
-      <w:proofErr w:type="spellEnd"/>
-      <w:r>
-        <w:t xml:space="preserve"> e </w:t>
-      </w:r>
-      <w:proofErr w:type="spellStart"/>
-      <w:r>
-        <w:t>types</w:t>
-      </w:r>
-      <w:proofErr w:type="spellEnd"/>
-      <w:r>
-        <w:t xml:space="preserve"> para a </w:t>
+        <w:t xml:space="preserve">Foram criados e organizados services e types para a </w:t>
       </w:r>
       <w:r>
         <w:t xml:space="preserve">entidade </w:t>
@@ -2692,11 +2006,9 @@
       <w:r>
         <w:t>“</w:t>
       </w:r>
-      <w:proofErr w:type="spellStart"/>
       <w:r>
         <w:t>Allergy</w:t>
       </w:r>
-      <w:proofErr w:type="spellEnd"/>
       <w:r>
         <w:t>”</w:t>
       </w:r>
@@ -2704,23 +2016,7 @@
         <w:t>,</w:t>
       </w:r>
       <w:r>
-        <w:t xml:space="preserve"> mantendo padrões de código consistentes com a </w:t>
-      </w:r>
-      <w:proofErr w:type="spellStart"/>
-      <w:r>
-        <w:t>branch</w:t>
-      </w:r>
-      <w:proofErr w:type="spellEnd"/>
-      <w:r>
-        <w:t xml:space="preserve"> </w:t>
-      </w:r>
-      <w:proofErr w:type="spellStart"/>
-      <w:r>
-        <w:t>main</w:t>
-      </w:r>
-      <w:proofErr w:type="spellEnd"/>
-      <w:r>
-        <w:t>. Essa abordagem facilita a manutenção futura e a adição de novas funcionalidades.</w:t>
+        <w:t xml:space="preserve"> mantendo padrões de código consistentes com a branch main. Essa abordagem facilita a manutenção futura e a adição de novas funcionalidades.</w:t>
       </w:r>
     </w:p>
     <w:p>
@@ -2772,37 +2068,8 @@
         <w:t xml:space="preserve"> </w:t>
       </w:r>
       <w:r>
-        <w:t xml:space="preserve">Foram realizados testes unitários, de integração e práticos, garantindo o correto funcionamento das validações no </w:t>
-      </w:r>
-      <w:proofErr w:type="spellStart"/>
-      <w:r>
-        <w:t>frontend</w:t>
-      </w:r>
-      <w:proofErr w:type="spellEnd"/>
-      <w:r>
-        <w:t xml:space="preserve"> e a comunicação com o </w:t>
-      </w:r>
-      <w:proofErr w:type="spellStart"/>
-      <w:r>
-        <w:t>backend</w:t>
-      </w:r>
-      <w:proofErr w:type="spellEnd"/>
-      <w:r>
-        <w:t>. Esse cuidado reforça a confiabilidade das entregas e diminui a possibilidade de falhas no uso real do sistema.</w:t>
-      </w:r>
-    </w:p>
-    <w:p/>
-    <w:p>
-      <w:pPr>
-        <w:pStyle w:val="Ttulo3"/>
-        <w:spacing w:before="281" w:after="281"/>
-        <w:rPr>
-          <w:rFonts w:ascii="Aptos" w:eastAsia="Aptos" w:hAnsi="Aptos" w:cs="Aptos"/>
-          <w:b/>
-          <w:bCs/>
-          <w:color w:val="000000" w:themeColor="text1"/>
-        </w:rPr>
-      </w:pPr>
+        <w:t>Foram realizados testes unitários, de integração e práticos, garantindo o correto funcionamento das validações no frontend e a comunicação com o backend. Esse cuidado reforça a confiabilidade das entregas e diminui a possibilidade de falhas no uso real do sistema.</w:t>
+      </w:r>
     </w:p>
     <w:p>
       <w:pPr>
@@ -2817,11 +2084,7 @@
           <w:szCs w:val="24"/>
         </w:rPr>
       </w:pPr>
-    </w:p>
-    <w:p>
-      <w:pPr>
-        <w:pStyle w:val="Ttulo3"/>
-        <w:spacing w:before="281" w:after="281"/>
+      <w:r>
         <w:rPr>
           <w:rFonts w:ascii="Aptos" w:eastAsia="Aptos" w:hAnsi="Aptos" w:cs="Aptos"/>
           <w:b/>
@@ -2830,8 +2093,65 @@
           <w:sz w:val="24"/>
           <w:szCs w:val="24"/>
         </w:rPr>
-      </w:pPr>
-      <w:r>
+        <w:t>Conclusão dos aprendizados</w:t>
+      </w:r>
+    </w:p>
+    <w:p>
+      <w:pPr>
+        <w:jc w:val="both"/>
+        <w:rPr>
+          <w:rFonts w:ascii="Aptos" w:eastAsia="Aptos" w:hAnsi="Aptos" w:cs="Aptos"/>
+        </w:rPr>
+      </w:pPr>
+      <w:r>
+        <w:rPr>
+          <w:rFonts w:ascii="Aptos" w:eastAsia="Aptos" w:hAnsi="Aptos" w:cs="Aptos"/>
+        </w:rPr>
+        <w:t>A Sprint 11 consolidou a capacidade do time em entregar funcionalidades com regras de negócio completas e consistentes, reforçando a importância de validações detalhadas e integração inicial com o backend. A experiência destacou a necessidade de planejar o fluxo de feedback ao usuário, elevando a qualidade do sistema e prevenindo problemas futuros.</w:t>
+      </w:r>
+    </w:p>
+    <w:p>
+      <w:pPr>
+        <w:jc w:val="both"/>
+        <w:rPr>
+          <w:rFonts w:ascii="Aptos" w:eastAsia="Aptos" w:hAnsi="Aptos" w:cs="Aptos"/>
+        </w:rPr>
+      </w:pPr>
+      <w:r>
+        <w:rPr>
+          <w:rFonts w:ascii="Aptos" w:eastAsia="Aptos" w:hAnsi="Aptos" w:cs="Aptos"/>
+        </w:rPr>
+        <w:t xml:space="preserve">Essa sprint estabeleceu uma base sólida para as próximas etapas do projeto, permitindo que funcionalidades mais complexas sejam implementadas de forma segura e escalável. Com essa base consolidada, é possível garantir que os registros de </w:t>
+      </w:r>
+      <w:r>
+        <w:rPr>
+          <w:rFonts w:ascii="Aptos" w:eastAsia="Aptos" w:hAnsi="Aptos" w:cs="Aptos"/>
+        </w:rPr>
+        <w:t>“</w:t>
+      </w:r>
+      <w:r>
+        <w:rPr>
+          <w:rFonts w:ascii="Aptos" w:eastAsia="Aptos" w:hAnsi="Aptos" w:cs="Aptos"/>
+        </w:rPr>
+        <w:t>Allergy</w:t>
+      </w:r>
+      <w:r>
+        <w:rPr>
+          <w:rFonts w:ascii="Aptos" w:eastAsia="Aptos" w:hAnsi="Aptos" w:cs="Aptos"/>
+        </w:rPr>
+        <w:t>”</w:t>
+      </w:r>
+      <w:r>
+        <w:rPr>
+          <w:rFonts w:ascii="Aptos" w:eastAsia="Aptos" w:hAnsi="Aptos" w:cs="Aptos"/>
+        </w:rPr>
+        <w:t xml:space="preserve"> sejam consistentes, que os dados inseridos sejam válidos e que o usuário receba feedbacks claros e intuitivos.</w:t>
+      </w:r>
+    </w:p>
+    <w:p>
+      <w:pPr>
+        <w:pStyle w:val="Ttulo2"/>
+        <w:spacing w:before="299" w:after="299"/>
         <w:rPr>
           <w:rFonts w:ascii="Aptos" w:eastAsia="Aptos" w:hAnsi="Aptos" w:cs="Aptos"/>
           <w:b/>
@@ -2840,82 +2160,8 @@
           <w:sz w:val="24"/>
           <w:szCs w:val="24"/>
         </w:rPr>
-        <w:t>Conclusão dos aprendizados</w:t>
-      </w:r>
-    </w:p>
-    <w:p>
-      <w:pPr>
-        <w:jc w:val="both"/>
-        <w:rPr>
-          <w:rFonts w:ascii="Aptos" w:eastAsia="Aptos" w:hAnsi="Aptos" w:cs="Aptos"/>
-        </w:rPr>
-      </w:pPr>
-      <w:r>
-        <w:rPr>
-          <w:rFonts w:ascii="Aptos" w:eastAsia="Aptos" w:hAnsi="Aptos" w:cs="Aptos"/>
-        </w:rPr>
-        <w:t xml:space="preserve">A Sprint 11 consolidou a capacidade do time em entregar funcionalidades com regras de negócio completas e consistentes, reforçando a importância de validações detalhadas e integração inicial com o </w:t>
-      </w:r>
-      <w:proofErr w:type="spellStart"/>
-      <w:r>
-        <w:rPr>
-          <w:rFonts w:ascii="Aptos" w:eastAsia="Aptos" w:hAnsi="Aptos" w:cs="Aptos"/>
-        </w:rPr>
-        <w:t>backend</w:t>
-      </w:r>
-      <w:proofErr w:type="spellEnd"/>
-      <w:r>
-        <w:rPr>
-          <w:rFonts w:ascii="Aptos" w:eastAsia="Aptos" w:hAnsi="Aptos" w:cs="Aptos"/>
-        </w:rPr>
-        <w:t>. A experiência destacou a necessidade de planejar o fluxo de feedback ao usuário, elevando a qualidade do sistema e prevenindo problemas futuros.</w:t>
-      </w:r>
-    </w:p>
-    <w:p>
-      <w:pPr>
-        <w:jc w:val="both"/>
-        <w:rPr>
-          <w:rFonts w:ascii="Aptos" w:eastAsia="Aptos" w:hAnsi="Aptos" w:cs="Aptos"/>
-        </w:rPr>
-      </w:pPr>
-      <w:r>
-        <w:rPr>
-          <w:rFonts w:ascii="Aptos" w:eastAsia="Aptos" w:hAnsi="Aptos" w:cs="Aptos"/>
-        </w:rPr>
-        <w:t xml:space="preserve">Essa sprint estabeleceu uma base sólida para as próximas etapas do projeto, permitindo que funcionalidades mais complexas sejam implementadas de forma segura e escalável. Com essa base consolidada, é possível garantir que os registros de </w:t>
-      </w:r>
-      <w:r>
-        <w:rPr>
-          <w:rFonts w:ascii="Aptos" w:eastAsia="Aptos" w:hAnsi="Aptos" w:cs="Aptos"/>
-        </w:rPr>
-        <w:t>“</w:t>
-      </w:r>
-      <w:proofErr w:type="spellStart"/>
-      <w:r>
-        <w:rPr>
-          <w:rFonts w:ascii="Aptos" w:eastAsia="Aptos" w:hAnsi="Aptos" w:cs="Aptos"/>
-        </w:rPr>
-        <w:t>Allergy</w:t>
-      </w:r>
-      <w:proofErr w:type="spellEnd"/>
-      <w:r>
-        <w:rPr>
-          <w:rFonts w:ascii="Aptos" w:eastAsia="Aptos" w:hAnsi="Aptos" w:cs="Aptos"/>
-        </w:rPr>
-        <w:t>”</w:t>
-      </w:r>
-      <w:r>
-        <w:rPr>
-          <w:rFonts w:ascii="Aptos" w:eastAsia="Aptos" w:hAnsi="Aptos" w:cs="Aptos"/>
-        </w:rPr>
-        <w:t xml:space="preserve"> sejam consistentes, que os dados inseridos sejam válidos e que o usuário receba feedbacks claros e intuitivos.</w:t>
-      </w:r>
-    </w:p>
-    <w:p/>
-    <w:p>
-      <w:pPr>
-        <w:pStyle w:val="Ttulo2"/>
-        <w:spacing w:before="299" w:after="299"/>
+      </w:pPr>
+      <w:r>
         <w:rPr>
           <w:rFonts w:ascii="Aptos" w:eastAsia="Aptos" w:hAnsi="Aptos" w:cs="Aptos"/>
           <w:b/>
@@ -2924,59 +2170,32 @@
           <w:sz w:val="24"/>
           <w:szCs w:val="24"/>
         </w:rPr>
+        <w:lastRenderedPageBreak/>
+        <w:t>Testes realizados</w:t>
+      </w:r>
+    </w:p>
+    <w:p>
+      <w:pPr>
+        <w:spacing w:before="240" w:after="240"/>
+      </w:pPr>
+      <w:r>
+        <w:rPr>
+          <w:rFonts w:ascii="Aptos" w:eastAsia="Aptos" w:hAnsi="Aptos" w:cs="Aptos"/>
+        </w:rPr>
+        <w:t>Foram conduzidos testes detalhados para validar o funcionamento das regras de negócio implementadas:</w:t>
+      </w:r>
+    </w:p>
+    <w:p>
+      <w:pPr>
+        <w:spacing w:before="240" w:after="240"/>
       </w:pPr>
       <w:r>
         <w:rPr>
           <w:rFonts w:ascii="Aptos" w:eastAsia="Aptos" w:hAnsi="Aptos" w:cs="Aptos"/>
           <w:b/>
           <w:bCs/>
-          <w:color w:val="000000" w:themeColor="text1"/>
-          <w:sz w:val="24"/>
-          <w:szCs w:val="24"/>
-        </w:rPr>
-        <w:t>Testes realizados</w:t>
-      </w:r>
-    </w:p>
-    <w:p>
-      <w:pPr>
-        <w:spacing w:before="240" w:after="240"/>
-      </w:pPr>
-      <w:r>
-        <w:rPr>
-          <w:rFonts w:ascii="Aptos" w:eastAsia="Aptos" w:hAnsi="Aptos" w:cs="Aptos"/>
-        </w:rPr>
-        <w:t>Foram conduzidos testes detalhados para validar o funcionamento das regras de negócio implementadas:</w:t>
-      </w:r>
-    </w:p>
-    <w:p>
-      <w:pPr>
-        <w:spacing w:before="240" w:after="240"/>
-      </w:pPr>
-      <w:r>
-        <w:rPr>
-          <w:rFonts w:ascii="Aptos" w:eastAsia="Aptos" w:hAnsi="Aptos" w:cs="Aptos"/>
-          <w:b/>
-          <w:bCs/>
-        </w:rPr>
-        <w:t xml:space="preserve">Testes de integração com </w:t>
-      </w:r>
-      <w:proofErr w:type="spellStart"/>
-      <w:r>
-        <w:rPr>
-          <w:rFonts w:ascii="Aptos" w:eastAsia="Aptos" w:hAnsi="Aptos" w:cs="Aptos"/>
-          <w:b/>
-          <w:bCs/>
-        </w:rPr>
-        <w:t>backend</w:t>
-      </w:r>
-      <w:proofErr w:type="spellEnd"/>
-      <w:r>
-        <w:rPr>
-          <w:rFonts w:ascii="Aptos" w:eastAsia="Aptos" w:hAnsi="Aptos" w:cs="Aptos"/>
-          <w:b/>
-          <w:bCs/>
-        </w:rPr>
-        <w:t>:</w:t>
+        </w:rPr>
+        <w:t>Testes de integração com backend:</w:t>
       </w:r>
     </w:p>
     <w:p>
@@ -3009,35 +2228,7 @@
         <w:rPr>
           <w:rFonts w:ascii="Aptos" w:eastAsia="Aptos" w:hAnsi="Aptos" w:cs="Aptos"/>
         </w:rPr>
-        <w:t xml:space="preserve">Verificar a comunicação correta entre </w:t>
-      </w:r>
-      <w:proofErr w:type="spellStart"/>
-      <w:r>
-        <w:rPr>
-          <w:rFonts w:ascii="Aptos" w:eastAsia="Aptos" w:hAnsi="Aptos" w:cs="Aptos"/>
-        </w:rPr>
-        <w:t>frontend</w:t>
-      </w:r>
-      <w:proofErr w:type="spellEnd"/>
-      <w:r>
-        <w:rPr>
-          <w:rFonts w:ascii="Aptos" w:eastAsia="Aptos" w:hAnsi="Aptos" w:cs="Aptos"/>
-        </w:rPr>
-        <w:t xml:space="preserve"> e </w:t>
-      </w:r>
-      <w:proofErr w:type="spellStart"/>
-      <w:r>
-        <w:rPr>
-          <w:rFonts w:ascii="Aptos" w:eastAsia="Aptos" w:hAnsi="Aptos" w:cs="Aptos"/>
-        </w:rPr>
-        <w:t>backend</w:t>
-      </w:r>
-      <w:proofErr w:type="spellEnd"/>
-      <w:r>
-        <w:rPr>
-          <w:rFonts w:ascii="Aptos" w:eastAsia="Aptos" w:hAnsi="Aptos" w:cs="Aptos"/>
-        </w:rPr>
-        <w:t xml:space="preserve"> durante criação, edição e listagem de registros de </w:t>
+        <w:t xml:space="preserve">Verificar a comunicação correta entre frontend e backend durante criação, edição e listagem de registros de </w:t>
       </w:r>
       <w:r>
         <w:rPr>
@@ -3045,14 +2236,12 @@
         </w:rPr>
         <w:t>“</w:t>
       </w:r>
-      <w:proofErr w:type="spellStart"/>
       <w:r>
         <w:rPr>
           <w:rFonts w:ascii="Aptos" w:eastAsia="Aptos" w:hAnsi="Aptos" w:cs="Aptos"/>
         </w:rPr>
         <w:t>Allergy</w:t>
       </w:r>
-      <w:proofErr w:type="spellEnd"/>
       <w:r>
         <w:rPr>
           <w:rFonts w:ascii="Aptos" w:eastAsia="Aptos" w:hAnsi="Aptos" w:cs="Aptos"/>
@@ -3213,21 +2402,7 @@
         <w:rPr>
           <w:rFonts w:ascii="Aptos" w:eastAsia="Aptos" w:hAnsi="Aptos" w:cs="Aptos"/>
         </w:rPr>
-        <w:t xml:space="preserve"> respeite o limite de caracteres (2 a 100) e o formato permitido (apenas letras e espaços), além de impedir duplicidade no </w:t>
-      </w:r>
-      <w:proofErr w:type="spellStart"/>
-      <w:r>
-        <w:rPr>
-          <w:rFonts w:ascii="Aptos" w:eastAsia="Aptos" w:hAnsi="Aptos" w:cs="Aptos"/>
-        </w:rPr>
-        <w:t>frontend</w:t>
-      </w:r>
-      <w:proofErr w:type="spellEnd"/>
-      <w:r>
-        <w:rPr>
-          <w:rFonts w:ascii="Aptos" w:eastAsia="Aptos" w:hAnsi="Aptos" w:cs="Aptos"/>
-        </w:rPr>
-        <w:t>.</w:t>
+        <w:t xml:space="preserve"> respeite o limite de caracteres (2 a 100) e o formato permitido (apenas letras e espaços), além de impedir duplicidade no frontend.</w:t>
       </w:r>
     </w:p>
     <w:p>
@@ -3329,7 +2504,6 @@
         </w:rPr>
         <w:t xml:space="preserve">Layout responsivo, ações intuitivas e feedbacks claros (conforme </w:t>
       </w:r>
-      <w:proofErr w:type="spellStart"/>
       <w:r>
         <w:rPr>
           <w:rFonts w:ascii="Aptos" w:eastAsia="Aptos" w:hAnsi="Aptos" w:cs="Aptos"/>
@@ -3338,45 +2512,12 @@
         </w:rPr>
         <w:t>screenshots</w:t>
       </w:r>
-      <w:proofErr w:type="spellEnd"/>
       <w:r>
         <w:rPr>
           <w:rFonts w:ascii="Aptos" w:eastAsia="Aptos" w:hAnsi="Aptos" w:cs="Aptos"/>
         </w:rPr>
         <w:t>); nenhuma inconsistência crítica identificada.</w:t>
       </w:r>
-    </w:p>
-    <w:p>
-      <w:pPr>
-        <w:spacing w:before="240" w:after="240"/>
-        <w:rPr>
-          <w:rFonts w:ascii="Aptos" w:eastAsia="Aptos" w:hAnsi="Aptos" w:cs="Aptos"/>
-        </w:rPr>
-      </w:pPr>
-    </w:p>
-    <w:p>
-      <w:pPr>
-        <w:spacing w:before="240" w:after="240"/>
-        <w:rPr>
-          <w:rFonts w:ascii="Aptos" w:eastAsia="Aptos" w:hAnsi="Aptos" w:cs="Aptos"/>
-        </w:rPr>
-      </w:pPr>
-    </w:p>
-    <w:p>
-      <w:pPr>
-        <w:spacing w:before="240" w:after="240"/>
-        <w:rPr>
-          <w:rFonts w:ascii="Aptos" w:eastAsia="Aptos" w:hAnsi="Aptos" w:cs="Aptos"/>
-        </w:rPr>
-      </w:pPr>
-    </w:p>
-    <w:p>
-      <w:pPr>
-        <w:spacing w:before="240" w:after="240"/>
-        <w:rPr>
-          <w:rFonts w:ascii="Aptos" w:eastAsia="Aptos" w:hAnsi="Aptos" w:cs="Aptos"/>
-        </w:rPr>
-      </w:pPr>
     </w:p>
     <w:p>
       <w:pPr>
@@ -3396,7 +2537,6 @@
           <w:bCs/>
           <w:color w:val="000000" w:themeColor="text1"/>
         </w:rPr>
-        <w:lastRenderedPageBreak/>
         <w:t>Tipos de testes executados:</w:t>
       </w:r>
     </w:p>
@@ -3445,23 +2585,7 @@
         <w:t>Objetivo:</w:t>
       </w:r>
       <w:r>
-        <w:t xml:space="preserve"> Confirmar inicialização correta do </w:t>
-      </w:r>
-      <w:proofErr w:type="spellStart"/>
-      <w:r>
-        <w:t>frontend</w:t>
-      </w:r>
-      <w:proofErr w:type="spellEnd"/>
-      <w:r>
-        <w:t xml:space="preserve"> e </w:t>
-      </w:r>
-      <w:proofErr w:type="spellStart"/>
-      <w:r>
-        <w:t>backend</w:t>
-      </w:r>
-      <w:proofErr w:type="spellEnd"/>
-      <w:r>
-        <w:t>.</w:t>
+        <w:t xml:space="preserve"> Confirmar inicialização correta do frontend e backend.</w:t>
       </w:r>
     </w:p>
     <w:p>
@@ -3715,6 +2839,7 @@
         </w:rPr>
       </w:pPr>
       <w:r>
+        <w:lastRenderedPageBreak/>
         <w:br/>
       </w:r>
       <w:r>
@@ -3726,73 +2851,27 @@
           <w:sz w:val="24"/>
           <w:szCs w:val="24"/>
         </w:rPr>
-        <w:t xml:space="preserve">Kétlyn </w:t>
-      </w:r>
-      <w:proofErr w:type="spellStart"/>
+        <w:t>Kétlyn Christini Tonholi</w:t>
+      </w:r>
       <w:r>
         <w:rPr>
           <w:rFonts w:ascii="Aptos" w:eastAsia="Aptos" w:hAnsi="Aptos" w:cs="Aptos"/>
           <w:sz w:val="24"/>
           <w:szCs w:val="24"/>
         </w:rPr>
-        <w:t>Christini</w:t>
-      </w:r>
-      <w:proofErr w:type="spellEnd"/>
+        <w:t xml:space="preserve"> de Morais</w:t>
+      </w:r>
+      <w:r>
+        <w:br/>
+      </w:r>
       <w:r>
         <w:rPr>
           <w:rFonts w:ascii="Aptos" w:eastAsia="Aptos" w:hAnsi="Aptos" w:cs="Aptos"/>
           <w:sz w:val="24"/>
           <w:szCs w:val="24"/>
         </w:rPr>
-        <w:t xml:space="preserve"> Tonholi</w:t>
-      </w:r>
-      <w:r>
-        <w:rPr>
-          <w:rFonts w:ascii="Aptos" w:eastAsia="Aptos" w:hAnsi="Aptos" w:cs="Aptos"/>
-          <w:sz w:val="24"/>
-          <w:szCs w:val="24"/>
-        </w:rPr>
-        <w:t xml:space="preserve"> de Morais</w:t>
-      </w:r>
-      <w:r>
-        <w:br/>
-      </w:r>
-      <w:r>
-        <w:rPr>
-          <w:rFonts w:ascii="Aptos" w:eastAsia="Aptos" w:hAnsi="Aptos" w:cs="Aptos"/>
-          <w:sz w:val="24"/>
-          <w:szCs w:val="24"/>
-        </w:rPr>
-        <w:t xml:space="preserve">Orientador: Jefferson </w:t>
-      </w:r>
-      <w:proofErr w:type="spellStart"/>
-      <w:r>
-        <w:rPr>
-          <w:rFonts w:ascii="Aptos" w:eastAsia="Aptos" w:hAnsi="Aptos" w:cs="Aptos"/>
-          <w:sz w:val="24"/>
-          <w:szCs w:val="24"/>
-        </w:rPr>
-        <w:t>Antonio</w:t>
-      </w:r>
-      <w:proofErr w:type="spellEnd"/>
-      <w:r>
-        <w:rPr>
-          <w:rFonts w:ascii="Aptos" w:eastAsia="Aptos" w:hAnsi="Aptos" w:cs="Aptos"/>
-          <w:sz w:val="24"/>
-          <w:szCs w:val="24"/>
-        </w:rPr>
-        <w:t xml:space="preserve"> Ribeiro </w:t>
-      </w:r>
-      <w:proofErr w:type="spellStart"/>
-      <w:r>
-        <w:rPr>
-          <w:rFonts w:ascii="Aptos" w:eastAsia="Aptos" w:hAnsi="Aptos" w:cs="Aptos"/>
-          <w:sz w:val="24"/>
-          <w:szCs w:val="24"/>
-        </w:rPr>
-        <w:t>Passerini</w:t>
-      </w:r>
-      <w:proofErr w:type="spellEnd"/>
+        <w:t>Orientador: Jefferson Antonio Ribeiro Passerini</w:t>
+      </w:r>
     </w:p>
     <w:sectPr>
       <w:pgSz w:w="11906" w:h="16838"/>
@@ -6959,6 +6038,7 @@
   <w:style w:type="character" w:default="1" w:styleId="Fontepargpadro">
     <w:name w:val="Default Paragraph Font"/>
     <w:uiPriority w:val="1"/>
+    <w:semiHidden/>
     <w:unhideWhenUsed/>
   </w:style>
   <w:style w:type="table" w:default="1" w:styleId="Tabelanormal">
@@ -7633,12 +6713,9 @@
 </file>
 
 <file path=customXml/item1.xml><?xml version="1.0" encoding="utf-8"?>
-<?mso-contentType ?>
-<FormTemplates xmlns="http://schemas.microsoft.com/sharepoint/v3/contenttype/forms">
-  <Display>DocumentLibraryForm</Display>
-  <Edit>DocumentLibraryForm</Edit>
-  <New>DocumentLibraryForm</New>
-</FormTemplates>
+<p:properties xmlns:p="http://schemas.microsoft.com/office/2006/metadata/properties" xmlns:xsi="http://www.w3.org/2001/XMLSchema-instance" xmlns:pc="http://schemas.microsoft.com/office/infopath/2007/PartnerControls">
+  <documentManagement/>
+</p:properties>
 </file>
 
 <file path=customXml/item2.xml><?xml version="1.0" encoding="utf-8"?>
@@ -7780,15 +6857,19 @@
 </file>
 
 <file path=customXml/item3.xml><?xml version="1.0" encoding="utf-8"?>
-<p:properties xmlns:p="http://schemas.microsoft.com/office/2006/metadata/properties" xmlns:xsi="http://www.w3.org/2001/XMLSchema-instance" xmlns:pc="http://schemas.microsoft.com/office/infopath/2007/PartnerControls">
-  <documentManagement/>
-</p:properties>
+<?mso-contentType ?>
+<FormTemplates xmlns="http://schemas.microsoft.com/sharepoint/v3/contenttype/forms">
+  <Display>DocumentLibraryForm</Display>
+  <Edit>DocumentLibraryForm</Edit>
+  <New>DocumentLibraryForm</New>
+</FormTemplates>
 </file>
 
 <file path=customXml/itemProps1.xml><?xml version="1.0" encoding="utf-8"?>
-<ds:datastoreItem xmlns:ds="http://schemas.openxmlformats.org/officeDocument/2006/customXml" ds:itemID="{0876BD9A-9CA5-48C2-BF8E-F2DECFB0FD38}">
+<ds:datastoreItem xmlns:ds="http://schemas.openxmlformats.org/officeDocument/2006/customXml" ds:itemID="{0028EFB7-3706-477C-BC22-76AF0C752638}">
   <ds:schemaRefs>
-    <ds:schemaRef ds:uri="http://schemas.microsoft.com/sharepoint/v3/contenttype/forms"/>
+    <ds:schemaRef ds:uri="http://schemas.microsoft.com/office/2006/metadata/properties"/>
+    <ds:schemaRef ds:uri="http://schemas.microsoft.com/office/infopath/2007/PartnerControls"/>
   </ds:schemaRefs>
 </ds:datastoreItem>
 </file>
@@ -7812,10 +6893,9 @@
 </file>
 
 <file path=customXml/itemProps3.xml><?xml version="1.0" encoding="utf-8"?>
-<ds:datastoreItem xmlns:ds="http://schemas.openxmlformats.org/officeDocument/2006/customXml" ds:itemID="{0028EFB7-3706-477C-BC22-76AF0C752638}">
+<ds:datastoreItem xmlns:ds="http://schemas.openxmlformats.org/officeDocument/2006/customXml" ds:itemID="{0876BD9A-9CA5-48C2-BF8E-F2DECFB0FD38}">
   <ds:schemaRefs>
-    <ds:schemaRef ds:uri="http://schemas.microsoft.com/office/2006/metadata/properties"/>
-    <ds:schemaRef ds:uri="http://schemas.microsoft.com/office/infopath/2007/PartnerControls"/>
+    <ds:schemaRef ds:uri="http://schemas.microsoft.com/sharepoint/v3/contenttype/forms"/>
   </ds:schemaRefs>
 </ds:datastoreItem>
 </file>